--- a/Persona_Use_Case_Guide.docx
+++ b/Persona_Use_Case_Guide.docx
@@ -35,7 +35,7 @@
           <w:sz w:val="30"/>
           <w:szCs w:val="30"/>
         </w:rPr>
-        <w:t xml:space="preserve">HCP Targeting &amp; Brand Performance Analytics</w:t>
+        <w:t>HCP Targeting &amp; Commercial Intelligence — Diabetes Portfolio</w:t>
       </w:r>
     </w:p>
     <w:p>
@@ -354,7 +354,7 @@
           <w:sz w:val="22"/>
           <w:szCs w:val="22"/>
         </w:rPr>
-        <w:t xml:space="preserve">The HCP Targeting &amp; Brand Performance Analytics platform transforms ~83 million raw CMS Medicare prescription claims into actionable commercial intelligence. It serves four distinct personas across the pharmaceutical sales hierarchy, each with a dedicated view tuned to their decision cadence.</w:t>
+        <w:t>The HCP Targeting &amp; Commercial Intelligence — Diabetes Portfolio platform transforms ~83 million raw CMS Medicare prescription claims into actionable commercial intelligence. It serves four distinct personas across the pharmaceutical sales hierarchy, each with a dedicated view tuned to their decision cadence.</w:t>
       </w:r>
     </w:p>
     <w:p>
@@ -8271,7 +8271,7 @@
         <w:sz w:val="18"/>
         <w:szCs w:val="18"/>
       </w:rPr>
-      <w:t xml:space="preserve">HCP Targeting &amp; Brand Performance Analytics — Diabetes Portfolio</w:t>
+      <w:t>HCP Targeting &amp; Commercial Intelligence — Diabetes Portfolio — Diabetes Portfolio</w:t>
     </w:r>
     <w:r>
       <w:rPr>
